--- a/epreuves/2026-2027/Sequence_1/F4_Geography_Seq1_2026-2027.docx
+++ b/epreuves/2026-2027/Sequence_1/F4_Geography_Seq1_2026-2027.docx
@@ -875,7 +875,7 @@
                 <w:sz w:val="20"/>
                 <w:szCs w:val="20"/>
               </w:rPr>
-              <w:t xml:space="preserve"> Learners are able to assess the level of development of countries.</w:t>
+              <w:t xml:space="preserve"> Learners are able to assess development and explain wave action on coasts.</w:t>
             </w:r>
           </w:p>
         </w:tc>
@@ -999,7 +999,7 @@
           <w:sz w:val="24"/>
           <w:szCs w:val="24"/>
         </w:rPr>
-        <w:t xml:space="preserve">QUESTION 1 (11 marks)</w:t>
+        <w:t xml:space="preserve">QUESTION 1 (10 marks)</w:t>
       </w:r>
     </w:p>
     <w:p>
@@ -1544,7 +1544,7 @@
           <w:sz w:val="24"/>
           <w:szCs w:val="24"/>
         </w:rPr>
-        <w:t xml:space="preserve">(c)	State and briefly explain </w:t>
+        <w:t xml:space="preserve">(c)	Name </w:t>
       </w:r>
       <w:r>
         <w:rPr>
@@ -1562,7 +1562,7 @@
           <w:sz w:val="24"/>
           <w:szCs w:val="24"/>
         </w:rPr>
-        <w:t xml:space="preserve"> indicators used to show whether a country is developed or underdeveloped. </w:t>
+        <w:t xml:space="preserve"> regions of the world where Newly Industrialised Countries (NICs) are found. </w:t>
       </w:r>
       <w:r>
         <w:rPr>
@@ -1572,23 +1572,7 @@
           <w:sz w:val="24"/>
           <w:szCs w:val="24"/>
         </w:rPr>
-        <w:t xml:space="preserve">(6 marks)</w:t>
-      </w:r>
-    </w:p>
-    <w:p>
-      <w:pPr>
-        <w:keepNext/>
-        <w:spacing w:after="80" w:before="160"/>
-      </w:pPr>
-      <w:r>
-        <w:rPr>
-          <w:rFonts w:ascii="Times New Roman" w:cs="Times New Roman" w:eastAsia="Times New Roman" w:hAnsi="Times New Roman"/>
-          <w:b/>
-          <w:bCs/>
-          <w:sz w:val="24"/>
-          <w:szCs w:val="24"/>
-        </w:rPr>
-        <w:t xml:space="preserve">QUESTION 2 (9 marks)</w:t>
+        <w:t xml:space="preserve">(3 marks)</w:t>
       </w:r>
     </w:p>
     <w:p>
@@ -1606,7 +1590,7 @@
           <w:sz w:val="24"/>
           <w:szCs w:val="24"/>
         </w:rPr>
-        <w:t xml:space="preserve">(a)	Name </w:t>
+        <w:t xml:space="preserve">(d)	Give </w:t>
       </w:r>
       <w:r>
         <w:rPr>
@@ -1616,15 +1600,15 @@
           <w:sz w:val="24"/>
           <w:szCs w:val="24"/>
         </w:rPr>
-        <w:t xml:space="preserve">three</w:t>
-      </w:r>
-      <w:r>
-        <w:rPr>
-          <w:rFonts w:ascii="Times New Roman" w:cs="Times New Roman" w:eastAsia="Times New Roman" w:hAnsi="Times New Roman"/>
-          <w:sz w:val="24"/>
-          <w:szCs w:val="24"/>
-        </w:rPr>
-        <w:t xml:space="preserve"> regions of the world where Newly Industrialised Countries (NICs) are found. </w:t>
+        <w:t xml:space="preserve">two</w:t>
+      </w:r>
+      <w:r>
+        <w:rPr>
+          <w:rFonts w:ascii="Times New Roman" w:cs="Times New Roman" w:eastAsia="Times New Roman" w:hAnsi="Times New Roman"/>
+          <w:sz w:val="24"/>
+          <w:szCs w:val="24"/>
+        </w:rPr>
+        <w:t xml:space="preserve"> weaknesses of Rostow’s model of economic growth. </w:t>
       </w:r>
       <w:r>
         <w:rPr>
@@ -1634,7 +1618,40 @@
           <w:sz w:val="24"/>
           <w:szCs w:val="24"/>
         </w:rPr>
-        <w:t xml:space="preserve">(3 marks)</w:t>
+        <w:t xml:space="preserve">(2 marks)</w:t>
+      </w:r>
+    </w:p>
+    <w:p>
+      <w:pPr>
+        <w:keepNext/>
+        <w:spacing w:after="80" w:before="160"/>
+        <w:jc w:val="center"/>
+      </w:pPr>
+      <w:r>
+        <w:rPr>
+          <w:rFonts w:ascii="Times New Roman" w:cs="Times New Roman" w:eastAsia="Times New Roman" w:hAnsi="Times New Roman"/>
+          <w:b/>
+          <w:bCs/>
+          <w:sz w:val="24"/>
+          <w:szCs w:val="24"/>
+        </w:rPr>
+        <w:t xml:space="preserve">PHYSICAL GEOGRAPHY</w:t>
+      </w:r>
+    </w:p>
+    <w:p>
+      <w:pPr>
+        <w:keepNext/>
+        <w:spacing w:after="80" w:before="160"/>
+      </w:pPr>
+      <w:r>
+        <w:rPr>
+          <w:rFonts w:ascii="Times New Roman" w:cs="Times New Roman" w:eastAsia="Times New Roman" w:hAnsi="Times New Roman"/>
+          <w:b/>
+          <w:bCs/>
+          <w:sz w:val="24"/>
+          <w:szCs w:val="24"/>
+        </w:rPr>
+        <w:t xml:space="preserve">QUESTION 2 (10 marks)</w:t>
       </w:r>
     </w:p>
     <w:p>
@@ -1652,7 +1669,7 @@
           <w:sz w:val="24"/>
           <w:szCs w:val="24"/>
         </w:rPr>
-        <w:t xml:space="preserve">(b)	Explain </w:t>
+        <w:t xml:space="preserve">(a)	What are destructive (erosive) waves? </w:t>
       </w:r>
       <w:r>
         <w:rPr>
@@ -1662,25 +1679,7 @@
           <w:sz w:val="24"/>
           <w:szCs w:val="24"/>
         </w:rPr>
-        <w:t xml:space="preserve">four</w:t>
-      </w:r>
-      <w:r>
-        <w:rPr>
-          <w:rFonts w:ascii="Times New Roman" w:cs="Times New Roman" w:eastAsia="Times New Roman" w:hAnsi="Times New Roman"/>
-          <w:sz w:val="24"/>
-          <w:szCs w:val="24"/>
-        </w:rPr>
-        <w:t xml:space="preserve"> strategies used by the Newly Industrialised Countries to develop. </w:t>
-      </w:r>
-      <w:r>
-        <w:rPr>
-          <w:rFonts w:ascii="Times New Roman" w:cs="Times New Roman" w:eastAsia="Times New Roman" w:hAnsi="Times New Roman"/>
-          <w:b/>
-          <w:bCs/>
-          <w:sz w:val="24"/>
-          <w:szCs w:val="24"/>
-        </w:rPr>
-        <w:t xml:space="preserve">(4 marks)</w:t>
+        <w:t xml:space="preserve">(2 marks)</w:t>
       </w:r>
     </w:p>
     <w:p>
@@ -1698,7 +1697,25 @@
           <w:sz w:val="24"/>
           <w:szCs w:val="24"/>
         </w:rPr>
-        <w:t xml:space="preserve">(c)	Give </w:t>
+        <w:t xml:space="preserve">(b)	With the aid of well-labelled diagrams, explain the formation of the following features of wave erosion and deposition:</w:t>
+      </w:r>
+    </w:p>
+    <w:p>
+      <w:pPr>
+        <w:tabs>
+          <w:tab w:val="left" w:pos="1000"/>
+          <w:tab w:val="left" w:pos="1500"/>
+        </w:tabs>
+        <w:spacing w:after="70" w:line="300"/>
+        <w:ind w:left="1500" w:hanging="1100"/>
+      </w:pPr>
+      <w:r>
+        <w:rPr>
+          <w:rFonts w:ascii="Times New Roman" w:cs="Times New Roman" w:eastAsia="Times New Roman" w:hAnsi="Times New Roman"/>
+          <w:sz w:val="24"/>
+          <w:szCs w:val="24"/>
+        </w:rPr>
+        <w:t xml:space="preserve">	(i)	A cliff; </w:t>
       </w:r>
       <w:r>
         <w:rPr>
@@ -1708,15 +1725,25 @@
           <w:sz w:val="24"/>
           <w:szCs w:val="24"/>
         </w:rPr>
-        <w:t xml:space="preserve">two</w:t>
-      </w:r>
-      <w:r>
-        <w:rPr>
-          <w:rFonts w:ascii="Times New Roman" w:cs="Times New Roman" w:eastAsia="Times New Roman" w:hAnsi="Times New Roman"/>
-          <w:sz w:val="24"/>
-          <w:szCs w:val="24"/>
-        </w:rPr>
-        <w:t xml:space="preserve"> weaknesses of Rostow’s model of economic growth. </w:t>
+        <w:t xml:space="preserve">(3 marks)</w:t>
+      </w:r>
+    </w:p>
+    <w:p>
+      <w:pPr>
+        <w:tabs>
+          <w:tab w:val="left" w:pos="1000"/>
+          <w:tab w:val="left" w:pos="1500"/>
+        </w:tabs>
+        <w:spacing w:after="70" w:line="300"/>
+        <w:ind w:left="1500" w:hanging="1100"/>
+      </w:pPr>
+      <w:r>
+        <w:rPr>
+          <w:rFonts w:ascii="Times New Roman" w:cs="Times New Roman" w:eastAsia="Times New Roman" w:hAnsi="Times New Roman"/>
+          <w:sz w:val="24"/>
+          <w:szCs w:val="24"/>
+        </w:rPr>
+        <w:t xml:space="preserve">	(ii)	A stack; </w:t>
       </w:r>
       <w:r>
         <w:rPr>
@@ -1726,12 +1753,40 @@
           <w:sz w:val="24"/>
           <w:szCs w:val="24"/>
         </w:rPr>
+        <w:t xml:space="preserve">(3 marks)</w:t>
+      </w:r>
+    </w:p>
+    <w:p>
+      <w:pPr>
+        <w:tabs>
+          <w:tab w:val="left" w:pos="1000"/>
+          <w:tab w:val="left" w:pos="1500"/>
+        </w:tabs>
+        <w:spacing w:after="70" w:line="300"/>
+        <w:ind w:left="1500" w:hanging="1100"/>
+      </w:pPr>
+      <w:r>
+        <w:rPr>
+          <w:rFonts w:ascii="Times New Roman" w:cs="Times New Roman" w:eastAsia="Times New Roman" w:hAnsi="Times New Roman"/>
+          <w:sz w:val="24"/>
+          <w:szCs w:val="24"/>
+        </w:rPr>
+        <w:t xml:space="preserve">	(iii)	A spit. </w:t>
+      </w:r>
+      <w:r>
+        <w:rPr>
+          <w:rFonts w:ascii="Times New Roman" w:cs="Times New Roman" w:eastAsia="Times New Roman" w:hAnsi="Times New Roman"/>
+          <w:b/>
+          <w:bCs/>
+          <w:sz w:val="24"/>
+          <w:szCs w:val="24"/>
+        </w:rPr>
         <w:t xml:space="preserve">(2 marks)</w:t>
       </w:r>
     </w:p>
     <w:p>
       <w:pPr>
-        <w:spacing w:after="20" w:before="240"/>
+        <w:spacing w:after="0" w:before="160"/>
         <w:jc w:val="center"/>
       </w:pPr>
       <w:r>
@@ -1744,47 +1799,13 @@
         </w:rPr>
         <w:t xml:space="preserve">FACILITATORS:</w:t>
       </w:r>
-    </w:p>
-    <w:p>
-      <w:pPr>
-        <w:spacing w:after="0" w:before="0"/>
-        <w:jc w:val="center"/>
-      </w:pPr>
       <w:r>
         <w:rPr>
           <w:rFonts w:ascii="Times New Roman" w:cs="Times New Roman" w:eastAsia="Times New Roman" w:hAnsi="Times New Roman"/>
           <w:sz w:val="22"/>
           <w:szCs w:val="22"/>
         </w:rPr>
-        <w:t xml:space="preserve">Mme ASTHA Noura</w:t>
-      </w:r>
-    </w:p>
-    <w:p>
-      <w:pPr>
-        <w:spacing w:after="0" w:before="0"/>
-        <w:jc w:val="center"/>
-      </w:pPr>
-      <w:r>
-        <w:rPr>
-          <w:rFonts w:ascii="Times New Roman" w:cs="Times New Roman" w:eastAsia="Times New Roman" w:hAnsi="Times New Roman"/>
-          <w:sz w:val="22"/>
-          <w:szCs w:val="22"/>
-        </w:rPr>
-        <w:t xml:space="preserve">Mr KAMDEM Emmanuel</w:t>
-      </w:r>
-    </w:p>
-    <w:p>
-      <w:pPr>
-        <w:spacing w:after="0" w:before="0"/>
-        <w:jc w:val="center"/>
-      </w:pPr>
-      <w:r>
-        <w:rPr>
-          <w:rFonts w:ascii="Times New Roman" w:cs="Times New Roman" w:eastAsia="Times New Roman" w:hAnsi="Times New Roman"/>
-          <w:sz w:val="22"/>
-          <w:szCs w:val="22"/>
-        </w:rPr>
-        <w:t xml:space="preserve">Mme TSOGO Sylviane</w:t>
+        <w:t xml:space="preserve"> Mme ASTHA Noura  –  Mr KAMDEM Emmanuel  –  Mme TSOGO Sylviane</w:t>
       </w:r>
     </w:p>
     <w:sectPr>

--- a/epreuves/2026-2027/Sequence_1/F4_Geography_Seq1_2026-2027.docx
+++ b/epreuves/2026-2027/Sequence_1/F4_Geography_Seq1_2026-2027.docx
@@ -1669,7 +1669,25 @@
           <w:sz w:val="24"/>
           <w:szCs w:val="24"/>
         </w:rPr>
-        <w:t xml:space="preserve">(a)	What are destructive (erosive) waves? </w:t>
+        <w:t xml:space="preserve">(a)	State </w:t>
+      </w:r>
+      <w:r>
+        <w:rPr>
+          <w:rFonts w:ascii="Times New Roman" w:cs="Times New Roman" w:eastAsia="Times New Roman" w:hAnsi="Times New Roman"/>
+          <w:b/>
+          <w:bCs/>
+          <w:sz w:val="24"/>
+          <w:szCs w:val="24"/>
+        </w:rPr>
+        <w:t xml:space="preserve">two</w:t>
+      </w:r>
+      <w:r>
+        <w:rPr>
+          <w:rFonts w:ascii="Times New Roman" w:cs="Times New Roman" w:eastAsia="Times New Roman" w:hAnsi="Times New Roman"/>
+          <w:sz w:val="24"/>
+          <w:szCs w:val="24"/>
+        </w:rPr>
+        <w:t xml:space="preserve"> characteristics of destructive waves. </w:t>
       </w:r>
       <w:r>
         <w:rPr>
@@ -1697,7 +1715,17 @@
           <w:sz w:val="24"/>
           <w:szCs w:val="24"/>
         </w:rPr>
-        <w:t xml:space="preserve">(b)	With the aid of well-labelled diagrams, explain the formation of the following features of wave erosion and deposition:</w:t>
+        <w:t xml:space="preserve">(b)	With the aid of a well-labelled diagram, explain how a cliff is formed and why it retreats inland. </w:t>
+      </w:r>
+      <w:r>
+        <w:rPr>
+          <w:rFonts w:ascii="Times New Roman" w:cs="Times New Roman" w:eastAsia="Times New Roman" w:hAnsi="Times New Roman"/>
+          <w:b/>
+          <w:bCs/>
+          <w:sz w:val="24"/>
+          <w:szCs w:val="24"/>
+        </w:rPr>
+        <w:t xml:space="preserve">(3 marks)</w:t>
       </w:r>
     </w:p>
     <w:p>
@@ -1707,15 +1735,15 @@
           <w:tab w:val="left" w:pos="1500"/>
         </w:tabs>
         <w:spacing w:after="70" w:line="300"/>
-        <w:ind w:left="1500" w:hanging="1100"/>
-      </w:pPr>
-      <w:r>
-        <w:rPr>
-          <w:rFonts w:ascii="Times New Roman" w:cs="Times New Roman" w:eastAsia="Times New Roman" w:hAnsi="Times New Roman"/>
-          <w:sz w:val="24"/>
-          <w:szCs w:val="24"/>
-        </w:rPr>
-        <w:t xml:space="preserve">	(i)	A cliff; </w:t>
+        <w:ind w:left="1000" w:hanging="600"/>
+      </w:pPr>
+      <w:r>
+        <w:rPr>
+          <w:rFonts w:ascii="Times New Roman" w:cs="Times New Roman" w:eastAsia="Times New Roman" w:hAnsi="Times New Roman"/>
+          <w:sz w:val="24"/>
+          <w:szCs w:val="24"/>
+        </w:rPr>
+        <w:t xml:space="preserve">(c)	Describe the stages through which a headland is eroded to form a stack. Illustrate your answer with diagrams. </w:t>
       </w:r>
       <w:r>
         <w:rPr>
@@ -1735,43 +1763,15 @@
           <w:tab w:val="left" w:pos="1500"/>
         </w:tabs>
         <w:spacing w:after="70" w:line="300"/>
-        <w:ind w:left="1500" w:hanging="1100"/>
-      </w:pPr>
-      <w:r>
-        <w:rPr>
-          <w:rFonts w:ascii="Times New Roman" w:cs="Times New Roman" w:eastAsia="Times New Roman" w:hAnsi="Times New Roman"/>
-          <w:sz w:val="24"/>
-          <w:szCs w:val="24"/>
-        </w:rPr>
-        <w:t xml:space="preserve">	(ii)	A stack; </w:t>
-      </w:r>
-      <w:r>
-        <w:rPr>
-          <w:rFonts w:ascii="Times New Roman" w:cs="Times New Roman" w:eastAsia="Times New Roman" w:hAnsi="Times New Roman"/>
-          <w:b/>
-          <w:bCs/>
-          <w:sz w:val="24"/>
-          <w:szCs w:val="24"/>
-        </w:rPr>
-        <w:t xml:space="preserve">(3 marks)</w:t>
-      </w:r>
-    </w:p>
-    <w:p>
-      <w:pPr>
-        <w:tabs>
-          <w:tab w:val="left" w:pos="1000"/>
-          <w:tab w:val="left" w:pos="1500"/>
-        </w:tabs>
-        <w:spacing w:after="70" w:line="300"/>
-        <w:ind w:left="1500" w:hanging="1100"/>
-      </w:pPr>
-      <w:r>
-        <w:rPr>
-          <w:rFonts w:ascii="Times New Roman" w:cs="Times New Roman" w:eastAsia="Times New Roman" w:hAnsi="Times New Roman"/>
-          <w:sz w:val="24"/>
-          <w:szCs w:val="24"/>
-        </w:rPr>
-        <w:t xml:space="preserve">	(iii)	A spit. </w:t>
+        <w:ind w:left="1000" w:hanging="600"/>
+      </w:pPr>
+      <w:r>
+        <w:rPr>
+          <w:rFonts w:ascii="Times New Roman" w:cs="Times New Roman" w:eastAsia="Times New Roman" w:hAnsi="Times New Roman"/>
+          <w:sz w:val="24"/>
+          <w:szCs w:val="24"/>
+        </w:rPr>
+        <w:t xml:space="preserve">(d)	Explain how longshore drift leads to the formation of a spit. </w:t>
       </w:r>
       <w:r>
         <w:rPr>
